--- a/ServiceNow Phasewise/3.Project Design Phase/Solution_Architecture_Filled.docx
+++ b/ServiceNow Phasewise/3.Project Design Phase/Solution_Architecture_Filled.docx
@@ -84,8 +84,11 @@
             <w:tcW w:w="4508" w:type="dxa"/>
           </w:tcPr>
           <w:p>
+            <w:pPr>
+              <w:spacing w:after="160" w:line="259" w:lineRule="auto"/>
+            </w:pPr>
             <w:r>
-              <w:t>15 February 2025</w:t>
+              <w:t>3 October 2026</w:t>
             </w:r>
           </w:p>
         </w:tc>
@@ -269,27 +272,7 @@
           <w:sz w:val="24"/>
           <w:szCs w:val="24"/>
         </w:rPr>
-        <w:t xml:space="preserve">Describe the structure, characteristics, </w:t>
-      </w:r>
-      <w:proofErr w:type="spellStart"/>
-      <w:r>
-        <w:rPr>
-          <w:rFonts w:ascii="Arial" w:eastAsia="Arial" w:hAnsi="Arial" w:cs="Arial"/>
-          <w:color w:val="000000"/>
-          <w:sz w:val="24"/>
-          <w:szCs w:val="24"/>
-        </w:rPr>
-        <w:t>behavior</w:t>
-      </w:r>
-      <w:proofErr w:type="spellEnd"/>
-      <w:r>
-        <w:rPr>
-          <w:rFonts w:ascii="Arial" w:eastAsia="Arial" w:hAnsi="Arial" w:cs="Arial"/>
-          <w:color w:val="000000"/>
-          <w:sz w:val="24"/>
-          <w:szCs w:val="24"/>
-        </w:rPr>
-        <w:t>, and other aspects of the software to project stakeholders.</w:t>
+        <w:t>Describe the structure, characteristics, behavior, and other aspects of the software to project stakeholders.</w:t>
       </w:r>
     </w:p>
     <w:p>
@@ -484,6 +467,7 @@
           <w:sz w:val="24"/>
           <w:szCs w:val="24"/>
         </w:rPr>
+        <w:lastRenderedPageBreak/>
         <w:t>End User – places the request for a standard laptop through the Service Catalog (Hardware &gt; Standard Laptop &gt; Order Now).</w:t>
       </w:r>
     </w:p>
@@ -509,7 +493,6 @@
           <w:sz w:val="24"/>
           <w:szCs w:val="24"/>
         </w:rPr>
-        <w:lastRenderedPageBreak/>
         <w:t>Service Catalog – the Standard Laptop catalog item captures the order and shows the order status with the request number.</w:t>
       </w:r>
     </w:p>
